--- a/documentos/proyecto.docx
+++ b/documentos/proyecto.docx
@@ -899,6 +899,95 @@
             </a:graphic>
           </wp:inline>
         </w:drawing>
+      </w:r>
+    </w:p>
+    <w:p>
+      <w:pPr>
+        <w:rPr>
+          <w:rFonts w:ascii="Times New Roman" w:eastAsia="Times New Roman" w:hAnsi="Times New Roman" w:cs="Times New Roman"/>
+          <w:b/>
+          <w:bCs/>
+          <w:sz w:val="24"/>
+          <w:szCs w:val="24"/>
+        </w:rPr>
+      </w:pPr>
+      <w:r>
+        <w:rPr>
+          <w:rFonts w:ascii="Times New Roman" w:eastAsia="Times New Roman" w:hAnsi="Times New Roman" w:cs="Times New Roman"/>
+          <w:b/>
+          <w:bCs/>
+          <w:sz w:val="24"/>
+          <w:szCs w:val="24"/>
+        </w:rPr>
+        <w:br w:type="page"/>
+      </w:r>
+    </w:p>
+    <w:p>
+      <w:pPr>
+        <w:spacing w:line="480" w:lineRule="auto"/>
+        <w:rPr>
+          <w:rFonts w:ascii="Times New Roman" w:eastAsia="Times New Roman" w:hAnsi="Times New Roman" w:cs="Times New Roman"/>
+          <w:b/>
+          <w:bCs/>
+          <w:sz w:val="24"/>
+          <w:szCs w:val="24"/>
+        </w:rPr>
+      </w:pPr>
+      <w:r>
+        <w:rPr>
+          <w:rFonts w:ascii="Times New Roman" w:eastAsia="Times New Roman" w:hAnsi="Times New Roman" w:cs="Times New Roman"/>
+          <w:b/>
+          <w:bCs/>
+          <w:sz w:val="24"/>
+          <w:szCs w:val="24"/>
+        </w:rPr>
+        <w:lastRenderedPageBreak/>
+        <w:t xml:space="preserve">Prototipo </w:t>
+      </w:r>
+      <w:proofErr w:type="spellStart"/>
+      <w:r>
+        <w:rPr>
+          <w:rFonts w:ascii="Times New Roman" w:eastAsia="Times New Roman" w:hAnsi="Times New Roman" w:cs="Times New Roman"/>
+          <w:b/>
+          <w:bCs/>
+          <w:sz w:val="24"/>
+          <w:szCs w:val="24"/>
+        </w:rPr>
+        <w:t>Figma</w:t>
+      </w:r>
+      <w:proofErr w:type="spellEnd"/>
+      <w:r>
+        <w:rPr>
+          <w:rFonts w:ascii="Times New Roman" w:eastAsia="Times New Roman" w:hAnsi="Times New Roman" w:cs="Times New Roman"/>
+          <w:b/>
+          <w:bCs/>
+          <w:sz w:val="24"/>
+          <w:szCs w:val="24"/>
+        </w:rPr>
+        <w:t xml:space="preserve">: </w:t>
+      </w:r>
+      <w:hyperlink r:id="rId12" w:history="1">
+        <w:r>
+          <w:rPr>
+            <w:rStyle w:val="Hipervnculo"/>
+            <w:rFonts w:ascii="Times New Roman" w:eastAsia="Times New Roman" w:hAnsi="Times New Roman" w:cs="Times New Roman"/>
+            <w:b/>
+            <w:bCs/>
+            <w:sz w:val="24"/>
+            <w:szCs w:val="24"/>
+          </w:rPr>
+          <w:t>https://www.figma.com/design/KLObST4lVeQQlTRRd2rL7h/Prototipo?node-id=0-1&amp;t=xck40o5VeklchXQH-1</w:t>
+        </w:r>
+      </w:hyperlink>
+      <w:r>
+        <w:rPr>
+          <w:rFonts w:ascii="Times New Roman" w:eastAsia="Times New Roman" w:hAnsi="Times New Roman" w:cs="Times New Roman"/>
+          <w:b/>
+          <w:bCs/>
+          <w:sz w:val="24"/>
+          <w:szCs w:val="24"/>
+        </w:rPr>
+        <w:t xml:space="preserve"> </w:t>
       </w:r>
     </w:p>
     <w:p>
@@ -1747,6 +1836,18 @@
       <w:contextualSpacing/>
     </w:pPr>
   </w:style>
+  <w:style w:type="character" w:styleId="Mencinsinresolver">
+    <w:name w:val="Unresolved Mention"/>
+    <w:basedOn w:val="Fuentedeprrafopredeter"/>
+    <w:uiPriority w:val="99"/>
+    <w:semiHidden/>
+    <w:unhideWhenUsed/>
+    <w:rsid w:val="004B13A1"/>
+    <w:rPr>
+      <w:color w:val="605E5C"/>
+      <w:shd w:val="clear" w:color="auto" w:fill="E1DFDD"/>
+    </w:rPr>
+  </w:style>
 </w:styles>
 </file>
 
